--- a/report/实训报告.docx
+++ b/report/实训报告.docx
@@ -950,7 +950,7 @@
                 <w:b w:val="0"/>
                 <w:sz w:val="20"/>
               </w:rPr>
-              <w:t>`id`, `name_from_new`, `name_from_old`, `type_info`</w:t>
+              <w:t>`id`, `name_zh`/`name_en`, `brand_zh`/`brand_en`, `body_type`/`body_type_detail`/`body_type_en`</w:t>
             </w:r>
           </w:p>
         </w:tc>
